--- a/document.docx
+++ b/document.docx
@@ -2,6 +2,7 @@
 <file path=word/document.xml><?xml version="1.0" encoding="utf-8"?>
 <w:document xmlns:wpc="http://schemas.microsoft.com/office/word/2010/wordprocessingCanvas" xmlns:cx="http://schemas.microsoft.com/office/drawing/2014/chartex" xmlns:cx1="http://schemas.microsoft.com/office/drawing/2015/9/8/chartex" xmlns:cx2="http://schemas.microsoft.com/office/drawing/2015/10/21/chartex" xmlns:cx3="http://schemas.microsoft.com/office/drawing/2016/5/9/chartex" xmlns:cx4="http://schemas.microsoft.com/office/drawing/2016/5/10/chartex" xmlns:cx5="http://schemas.microsoft.com/office/drawing/2016/5/11/chartex" xmlns:cx6="http://schemas.microsoft.com/office/drawing/2016/5/12/chartex" xmlns:cx7="http://schemas.microsoft.com/office/drawing/2016/5/13/chartex" xmlns:cx8="http://schemas.microsoft.com/office/drawing/2016/5/14/chartex" xmlns:mc="http://schemas.openxmlformats.org/markup-compatibility/2006" xmlns:aink="http://schemas.microsoft.com/office/drawing/2016/ink" xmlns:am3d="http://schemas.microsoft.com/office/drawing/2017/model3d" xmlns:o="urn:schemas-microsoft-com:office:office" xmlns:r="http://schemas.openxmlformats.org/officeDocument/2006/relationships" xmlns:m="http://schemas.openxmlformats.org/officeDocument/2006/math" xmlns:v="urn:schemas-microsoft-com:vml" xmlns:wp14="http://schemas.microsoft.com/office/word/2010/wordprocessingDrawing" xmlns:wp="http://schemas.openxmlformats.org/drawingml/2006/wordprocessingDrawing" xmlns:w10="urn:schemas-microsoft-com:office:word" xmlns:w="http://schemas.openxmlformats.org/wordprocessingml/2006/main" xmlns:w14="http://schemas.microsoft.com/office/word/2010/wordml" xmlns:w15="http://schemas.microsoft.com/office/word/2012/wordml" xmlns:w16cid="http://schemas.microsoft.com/office/word/2016/wordml/cid" xmlns:w16se="http://schemas.microsoft.com/office/word/2015/wordml/symex" xmlns:wpg="http://schemas.microsoft.com/office/word/2010/wordprocessingGroup" xmlns:wpi="http://schemas.microsoft.com/office/word/2010/wordprocessingInk" xmlns:wne="http://schemas.microsoft.com/office/word/2006/wordml" xmlns:wps="http://schemas.microsoft.com/office/word/2010/wordprocessingShape" mc:Ignorable="w14 w15 w16se w16cid wp14">
   <w:body>
+    <w:p/>
     <w:p>
       <w:r>
         <w:rPr>
@@ -23,7 +24,7 @@
                     <pic:cNvPicPr/>
                   </pic:nvPicPr>
                   <pic:blipFill>
-                    <a:blip r:embed="rId4"/>
+                    <a:blip r:embed="rId5"/>
                     <a:stretch>
                       <a:fillRect/>
                     </a:stretch>
@@ -43,6 +44,1525 @@
           </wp:inline>
         </w:drawing>
       </w:r>
+    </w:p>
+    <w:p/>
+    <w:p/>
+    <w:p>
+      <w:pPr>
+        <w:shd w:val="clear" w:color="auto" w:fill="FFFFFF"/>
+        <w:spacing w:before="100" w:beforeAutospacing="1" w:after="240" w:line="240" w:lineRule="auto"/>
+        <w:outlineLvl w:val="0"/>
+        <w:rPr>
+          <w:rFonts w:ascii="Segoe UI" w:eastAsia="Times New Roman" w:hAnsi="Segoe UI" w:cs="Segoe UI"/>
+          <w:b/>
+          <w:bCs/>
+          <w:color w:val="1F2328"/>
+          <w:kern w:val="36"/>
+          <w:sz w:val="48"/>
+          <w:szCs w:val="48"/>
+          <w:lang w:eastAsia="en-IN"/>
+        </w:rPr>
+      </w:pPr>
+      <w:r>
+        <w:rPr>
+          <w:rFonts w:ascii="Segoe UI" w:eastAsia="Times New Roman" w:hAnsi="Segoe UI" w:cs="Segoe UI"/>
+          <w:b/>
+          <w:bCs/>
+          <w:color w:val="1F2328"/>
+          <w:kern w:val="36"/>
+          <w:sz w:val="48"/>
+          <w:szCs w:val="48"/>
+          <w:lang w:eastAsia="en-IN"/>
+        </w:rPr>
+        <w:t>Taxi</w:t>
+      </w:r>
+      <w:r>
+        <w:rPr>
+          <w:rFonts w:ascii="Segoe UI" w:eastAsia="Times New Roman" w:hAnsi="Segoe UI" w:cs="Segoe UI"/>
+          <w:b/>
+          <w:bCs/>
+          <w:color w:val="1F2328"/>
+          <w:kern w:val="36"/>
+          <w:sz w:val="48"/>
+          <w:szCs w:val="48"/>
+          <w:lang w:eastAsia="en-IN"/>
+        </w:rPr>
+        <w:t xml:space="preserve"> Data End-to-End Pipeline</w:t>
+      </w:r>
+    </w:p>
+    <w:p>
+      <w:pPr>
+        <w:shd w:val="clear" w:color="auto" w:fill="FFFFFF"/>
+        <w:spacing w:after="240" w:line="240" w:lineRule="auto"/>
+        <w:rPr>
+          <w:rFonts w:ascii="Segoe UI" w:eastAsia="Times New Roman" w:hAnsi="Segoe UI" w:cs="Segoe UI"/>
+          <w:color w:val="1F2328"/>
+          <w:sz w:val="24"/>
+          <w:szCs w:val="24"/>
+          <w:lang w:eastAsia="en-IN"/>
+        </w:rPr>
+      </w:pPr>
+      <w:r>
+        <w:rPr>
+          <w:rFonts w:ascii="Segoe UI" w:eastAsia="Times New Roman" w:hAnsi="Segoe UI" w:cs="Segoe UI"/>
+          <w:color w:val="1F2328"/>
+          <w:sz w:val="24"/>
+          <w:szCs w:val="24"/>
+          <w:lang w:eastAsia="en-IN"/>
+        </w:rPr>
+        <w:t xml:space="preserve">An end-to-end pipeline for processing </w:t>
+      </w:r>
+      <w:r>
+        <w:rPr>
+          <w:rFonts w:ascii="Segoe UI" w:eastAsia="Times New Roman" w:hAnsi="Segoe UI" w:cs="Segoe UI"/>
+          <w:color w:val="1F2328"/>
+          <w:sz w:val="24"/>
+          <w:szCs w:val="24"/>
+          <w:lang w:eastAsia="en-IN"/>
+        </w:rPr>
+        <w:t>Taxi</w:t>
+      </w:r>
+      <w:r>
+        <w:rPr>
+          <w:rFonts w:ascii="Segoe UI" w:eastAsia="Times New Roman" w:hAnsi="Segoe UI" w:cs="Segoe UI"/>
+          <w:color w:val="1F2328"/>
+          <w:sz w:val="24"/>
+          <w:szCs w:val="24"/>
+          <w:lang w:eastAsia="en-IN"/>
+        </w:rPr>
+        <w:t xml:space="preserve"> data using </w:t>
+      </w:r>
+      <w:r>
+        <w:rPr>
+          <w:rFonts w:ascii="Segoe UI" w:eastAsia="Times New Roman" w:hAnsi="Segoe UI" w:cs="Segoe UI"/>
+          <w:color w:val="1F2328"/>
+          <w:sz w:val="24"/>
+          <w:szCs w:val="24"/>
+          <w:lang w:eastAsia="en-IN"/>
+        </w:rPr>
+        <w:t>Azure</w:t>
+      </w:r>
+      <w:r>
+        <w:rPr>
+          <w:rFonts w:ascii="Segoe UI" w:eastAsia="Times New Roman" w:hAnsi="Segoe UI" w:cs="Segoe UI"/>
+          <w:color w:val="1F2328"/>
+          <w:sz w:val="24"/>
+          <w:szCs w:val="24"/>
+          <w:lang w:eastAsia="en-IN"/>
+        </w:rPr>
+        <w:t xml:space="preserve"> services.</w:t>
+      </w:r>
+    </w:p>
+    <w:p>
+      <w:pPr>
+        <w:shd w:val="clear" w:color="auto" w:fill="FFFFFF"/>
+        <w:spacing w:after="240" w:line="240" w:lineRule="auto"/>
+        <w:rPr>
+          <w:rFonts w:ascii="Segoe UI" w:eastAsia="Times New Roman" w:hAnsi="Segoe UI" w:cs="Segoe UI"/>
+          <w:color w:val="1F2328"/>
+          <w:sz w:val="24"/>
+          <w:szCs w:val="24"/>
+          <w:lang w:eastAsia="en-IN"/>
+        </w:rPr>
+      </w:pPr>
+      <w:r>
+        <w:rPr>
+          <w:rFonts w:ascii="Segoe UI" w:eastAsia="Times New Roman" w:hAnsi="Segoe UI" w:cs="Segoe UI"/>
+          <w:color w:val="1F2328"/>
+          <w:sz w:val="24"/>
+          <w:szCs w:val="24"/>
+          <w:lang w:eastAsia="en-IN"/>
+        </w:rPr>
+        <w:t>Download Data dynamically</w:t>
+      </w:r>
+      <w:r>
+        <w:rPr>
+          <w:rFonts w:ascii="Segoe UI" w:eastAsia="Times New Roman" w:hAnsi="Segoe UI" w:cs="Segoe UI"/>
+          <w:color w:val="1F2328"/>
+          <w:sz w:val="24"/>
+          <w:szCs w:val="24"/>
+          <w:lang w:eastAsia="en-IN"/>
+        </w:rPr>
+        <w:t xml:space="preserve"> </w:t>
+      </w:r>
+    </w:p>
+    <w:p>
+      <w:pPr>
+        <w:shd w:val="clear" w:color="auto" w:fill="FFFFFF"/>
+        <w:spacing w:after="240" w:line="240" w:lineRule="auto"/>
+        <w:rPr>
+          <w:rFonts w:ascii="Segoe UI" w:eastAsia="Times New Roman" w:hAnsi="Segoe UI" w:cs="Segoe UI"/>
+          <w:color w:val="1F2328"/>
+          <w:sz w:val="24"/>
+          <w:szCs w:val="24"/>
+          <w:lang w:eastAsia="en-IN"/>
+        </w:rPr>
+      </w:pPr>
+      <w:r>
+        <w:rPr>
+          <w:rFonts w:ascii="Segoe UI" w:eastAsia="Times New Roman" w:hAnsi="Segoe UI" w:cs="Segoe UI"/>
+          <w:color w:val="1F2328"/>
+          <w:sz w:val="24"/>
+          <w:szCs w:val="24"/>
+          <w:lang w:eastAsia="en-IN"/>
+        </w:rPr>
+        <w:t xml:space="preserve">Data Source: </w:t>
+      </w:r>
+      <w:hyperlink r:id="rId6" w:history="1">
+        <w:r>
+          <w:rPr>
+            <w:rStyle w:val="Hyperlink"/>
+            <w:rFonts w:ascii="Segoe UI" w:eastAsia="Times New Roman" w:hAnsi="Segoe UI" w:cs="Segoe UI"/>
+            <w:sz w:val="24"/>
+            <w:szCs w:val="24"/>
+            <w:lang w:eastAsia="en-IN"/>
+          </w:rPr>
+          <w:t>https://www.nyc.gov/site/tlc/about/tlc-trip-record-data.page</w:t>
+        </w:r>
+      </w:hyperlink>
+    </w:p>
+    <w:p>
+      <w:pPr>
+        <w:shd w:val="clear" w:color="auto" w:fill="FFFFFF"/>
+        <w:spacing w:after="240" w:line="240" w:lineRule="auto"/>
+        <w:rPr>
+          <w:rFonts w:ascii="Segoe UI" w:eastAsia="Times New Roman" w:hAnsi="Segoe UI" w:cs="Segoe UI"/>
+          <w:color w:val="1F2328"/>
+          <w:sz w:val="24"/>
+          <w:szCs w:val="24"/>
+          <w:lang w:eastAsia="en-IN"/>
+        </w:rPr>
+      </w:pPr>
+      <w:r>
+        <w:rPr>
+          <w:rFonts w:ascii="Segoe UI" w:eastAsia="Times New Roman" w:hAnsi="Segoe UI" w:cs="Segoe UI"/>
+          <w:color w:val="1F2328"/>
+          <w:sz w:val="24"/>
+          <w:szCs w:val="24"/>
+          <w:lang w:eastAsia="en-IN"/>
+        </w:rPr>
+        <w:t xml:space="preserve">Green Taxi Trip Data -Parquet format – </w:t>
+      </w:r>
+      <w:proofErr w:type="gramStart"/>
+      <w:r>
+        <w:rPr>
+          <w:rFonts w:ascii="Segoe UI" w:eastAsia="Times New Roman" w:hAnsi="Segoe UI" w:cs="Segoe UI"/>
+          <w:color w:val="1F2328"/>
+          <w:sz w:val="24"/>
+          <w:szCs w:val="24"/>
+          <w:lang w:eastAsia="en-IN"/>
+        </w:rPr>
+        <w:t>download  dynamically</w:t>
+      </w:r>
+      <w:proofErr w:type="gramEnd"/>
+    </w:p>
+    <w:p>
+      <w:pPr>
+        <w:shd w:val="clear" w:color="auto" w:fill="FFFFFF"/>
+        <w:spacing w:after="240" w:line="240" w:lineRule="auto"/>
+        <w:rPr>
+          <w:rFonts w:ascii="Segoe UI" w:eastAsia="Times New Roman" w:hAnsi="Segoe UI" w:cs="Segoe UI"/>
+          <w:color w:val="1F2328"/>
+          <w:sz w:val="24"/>
+          <w:szCs w:val="24"/>
+          <w:lang w:eastAsia="en-IN"/>
+        </w:rPr>
+      </w:pPr>
+      <w:r>
+        <w:rPr>
+          <w:rFonts w:ascii="Segoe UI" w:eastAsia="Times New Roman" w:hAnsi="Segoe UI" w:cs="Segoe UI"/>
+          <w:color w:val="1F2328"/>
+          <w:sz w:val="24"/>
+          <w:szCs w:val="24"/>
+          <w:lang w:eastAsia="en-IN"/>
+        </w:rPr>
+        <w:t>Taxi Zone lookup Data CSV format – download manually</w:t>
+      </w:r>
+    </w:p>
+    <w:p>
+      <w:pPr>
+        <w:shd w:val="clear" w:color="auto" w:fill="FFFFFF"/>
+        <w:spacing w:after="240" w:line="240" w:lineRule="auto"/>
+        <w:rPr>
+          <w:rFonts w:ascii="Segoe UI" w:eastAsia="Times New Roman" w:hAnsi="Segoe UI" w:cs="Segoe UI"/>
+          <w:color w:val="1F2328"/>
+          <w:sz w:val="24"/>
+          <w:szCs w:val="24"/>
+          <w:lang w:eastAsia="en-IN"/>
+        </w:rPr>
+      </w:pPr>
+      <w:r>
+        <w:rPr>
+          <w:rFonts w:ascii="Segoe UI" w:eastAsia="Times New Roman" w:hAnsi="Segoe UI" w:cs="Segoe UI"/>
+          <w:color w:val="1F2328"/>
+          <w:sz w:val="24"/>
+          <w:szCs w:val="24"/>
+          <w:lang w:eastAsia="en-IN"/>
+        </w:rPr>
+        <w:t xml:space="preserve">Trip Type -CSV </w:t>
+      </w:r>
+      <w:proofErr w:type="gramStart"/>
+      <w:r>
+        <w:rPr>
+          <w:rFonts w:ascii="Segoe UI" w:eastAsia="Times New Roman" w:hAnsi="Segoe UI" w:cs="Segoe UI"/>
+          <w:color w:val="1F2328"/>
+          <w:sz w:val="24"/>
+          <w:szCs w:val="24"/>
+          <w:lang w:eastAsia="en-IN"/>
+        </w:rPr>
+        <w:t>format  -</w:t>
+      </w:r>
+      <w:proofErr w:type="gramEnd"/>
+      <w:r>
+        <w:rPr>
+          <w:rFonts w:ascii="Segoe UI" w:eastAsia="Times New Roman" w:hAnsi="Segoe UI" w:cs="Segoe UI"/>
+          <w:color w:val="1F2328"/>
+          <w:sz w:val="24"/>
+          <w:szCs w:val="24"/>
+          <w:lang w:eastAsia="en-IN"/>
+        </w:rPr>
+        <w:t xml:space="preserve">download </w:t>
+      </w:r>
+      <w:proofErr w:type="spellStart"/>
+      <w:r>
+        <w:rPr>
+          <w:rFonts w:ascii="Segoe UI" w:eastAsia="Times New Roman" w:hAnsi="Segoe UI" w:cs="Segoe UI"/>
+          <w:color w:val="1F2328"/>
+          <w:sz w:val="24"/>
+          <w:szCs w:val="24"/>
+          <w:lang w:eastAsia="en-IN"/>
+        </w:rPr>
+        <w:t>manuallay</w:t>
+      </w:r>
+      <w:proofErr w:type="spellEnd"/>
+    </w:p>
+    <w:p>
+      <w:pPr>
+        <w:shd w:val="clear" w:color="auto" w:fill="FFFFFF"/>
+        <w:spacing w:after="240" w:line="240" w:lineRule="auto"/>
+        <w:rPr>
+          <w:rFonts w:ascii="Segoe UI" w:eastAsia="Times New Roman" w:hAnsi="Segoe UI" w:cs="Segoe UI"/>
+          <w:color w:val="1F2328"/>
+          <w:sz w:val="24"/>
+          <w:szCs w:val="24"/>
+          <w:lang w:eastAsia="en-IN"/>
+        </w:rPr>
+      </w:pPr>
+      <w:r>
+        <w:rPr>
+          <w:rFonts w:ascii="Segoe UI" w:eastAsia="Times New Roman" w:hAnsi="Segoe UI" w:cs="Segoe UI"/>
+          <w:color w:val="1F2328"/>
+          <w:sz w:val="24"/>
+          <w:szCs w:val="24"/>
+          <w:lang w:eastAsia="en-IN"/>
+        </w:rPr>
+        <w:t>Technologies:</w:t>
+      </w:r>
+      <w:r>
+        <w:rPr>
+          <w:rFonts w:ascii="Segoe UI" w:eastAsia="Times New Roman" w:hAnsi="Segoe UI" w:cs="Segoe UI"/>
+          <w:color w:val="1F2328"/>
+          <w:sz w:val="24"/>
+          <w:szCs w:val="24"/>
+          <w:lang w:eastAsia="en-IN"/>
+        </w:rPr>
+        <w:br/>
+        <w:t>1. Storage Account</w:t>
+      </w:r>
+    </w:p>
+    <w:p>
+      <w:pPr>
+        <w:shd w:val="clear" w:color="auto" w:fill="FFFFFF"/>
+        <w:spacing w:after="240" w:line="240" w:lineRule="auto"/>
+        <w:rPr>
+          <w:rFonts w:ascii="Segoe UI" w:eastAsia="Times New Roman" w:hAnsi="Segoe UI" w:cs="Segoe UI"/>
+          <w:color w:val="1F2328"/>
+          <w:sz w:val="24"/>
+          <w:szCs w:val="24"/>
+          <w:lang w:eastAsia="en-IN"/>
+        </w:rPr>
+      </w:pPr>
+      <w:r>
+        <w:rPr>
+          <w:rFonts w:ascii="Segoe UI" w:eastAsia="Times New Roman" w:hAnsi="Segoe UI" w:cs="Segoe UI"/>
+          <w:color w:val="1F2328"/>
+          <w:sz w:val="24"/>
+          <w:szCs w:val="24"/>
+          <w:lang w:eastAsia="en-IN"/>
+        </w:rPr>
+        <w:t xml:space="preserve">Programming </w:t>
+      </w:r>
+      <w:proofErr w:type="gramStart"/>
+      <w:r>
+        <w:rPr>
+          <w:rFonts w:ascii="Segoe UI" w:eastAsia="Times New Roman" w:hAnsi="Segoe UI" w:cs="Segoe UI"/>
+          <w:color w:val="1F2328"/>
+          <w:sz w:val="24"/>
+          <w:szCs w:val="24"/>
+          <w:lang w:eastAsia="en-IN"/>
+        </w:rPr>
+        <w:t>language :</w:t>
+      </w:r>
+      <w:proofErr w:type="gramEnd"/>
+      <w:r>
+        <w:rPr>
+          <w:rFonts w:ascii="Segoe UI" w:eastAsia="Times New Roman" w:hAnsi="Segoe UI" w:cs="Segoe UI"/>
+          <w:color w:val="1F2328"/>
+          <w:sz w:val="24"/>
+          <w:szCs w:val="24"/>
+          <w:lang w:eastAsia="en-IN"/>
+        </w:rPr>
+        <w:t xml:space="preserve"> </w:t>
+      </w:r>
+      <w:proofErr w:type="spellStart"/>
+      <w:r>
+        <w:rPr>
+          <w:rFonts w:ascii="Segoe UI" w:eastAsia="Times New Roman" w:hAnsi="Segoe UI" w:cs="Segoe UI"/>
+          <w:color w:val="1F2328"/>
+          <w:sz w:val="24"/>
+          <w:szCs w:val="24"/>
+          <w:lang w:eastAsia="en-IN"/>
+        </w:rPr>
+        <w:t>pyspark</w:t>
+      </w:r>
+      <w:proofErr w:type="spellEnd"/>
+      <w:r>
+        <w:rPr>
+          <w:rFonts w:ascii="Segoe UI" w:eastAsia="Times New Roman" w:hAnsi="Segoe UI" w:cs="Segoe UI"/>
+          <w:color w:val="1F2328"/>
+          <w:sz w:val="24"/>
+          <w:szCs w:val="24"/>
+          <w:lang w:eastAsia="en-IN"/>
+        </w:rPr>
+        <w:t>, SQL</w:t>
+      </w:r>
+    </w:p>
+    <w:p>
+      <w:pPr>
+        <w:shd w:val="clear" w:color="auto" w:fill="FFFFFF"/>
+        <w:spacing w:after="240" w:line="240" w:lineRule="auto"/>
+        <w:rPr>
+          <w:rFonts w:ascii="Segoe UI" w:eastAsia="Times New Roman" w:hAnsi="Segoe UI" w:cs="Segoe UI"/>
+          <w:color w:val="1F2328"/>
+          <w:sz w:val="24"/>
+          <w:szCs w:val="24"/>
+          <w:lang w:eastAsia="en-IN"/>
+        </w:rPr>
+      </w:pPr>
+      <w:r>
+        <w:rPr>
+          <w:rFonts w:ascii="Segoe UI" w:eastAsia="Times New Roman" w:hAnsi="Segoe UI" w:cs="Segoe UI"/>
+          <w:color w:val="1F2328"/>
+          <w:sz w:val="24"/>
+          <w:szCs w:val="24"/>
+          <w:lang w:eastAsia="en-IN"/>
+        </w:rPr>
+        <w:t>2. Azure Data Factory</w:t>
+      </w:r>
+      <w:r>
+        <w:rPr>
+          <w:rFonts w:ascii="Segoe UI" w:eastAsia="Times New Roman" w:hAnsi="Segoe UI" w:cs="Segoe UI"/>
+          <w:color w:val="1F2328"/>
+          <w:sz w:val="24"/>
+          <w:szCs w:val="24"/>
+          <w:lang w:eastAsia="en-IN"/>
+        </w:rPr>
+        <w:t xml:space="preserve"> – </w:t>
+      </w:r>
+    </w:p>
+    <w:p>
+      <w:pPr>
+        <w:shd w:val="clear" w:color="auto" w:fill="FFFFFF"/>
+        <w:spacing w:after="240" w:line="240" w:lineRule="auto"/>
+        <w:rPr>
+          <w:rFonts w:ascii="Segoe UI" w:eastAsia="Times New Roman" w:hAnsi="Segoe UI" w:cs="Segoe UI"/>
+          <w:color w:val="1F2328"/>
+          <w:sz w:val="24"/>
+          <w:szCs w:val="24"/>
+          <w:lang w:eastAsia="en-IN"/>
+        </w:rPr>
+      </w:pPr>
+      <w:r>
+        <w:rPr>
+          <w:rFonts w:ascii="Segoe UI" w:eastAsia="Times New Roman" w:hAnsi="Segoe UI" w:cs="Segoe UI"/>
+          <w:color w:val="1F2328"/>
+          <w:sz w:val="24"/>
+          <w:szCs w:val="24"/>
+          <w:lang w:eastAsia="en-IN"/>
+        </w:rPr>
+        <w:t>3. Databricks</w:t>
+      </w:r>
+    </w:p>
+    <w:p>
+      <w:pPr>
+        <w:shd w:val="clear" w:color="auto" w:fill="FFFFFF"/>
+        <w:spacing w:after="240" w:line="240" w:lineRule="auto"/>
+        <w:rPr>
+          <w:rFonts w:ascii="Segoe UI" w:eastAsia="Times New Roman" w:hAnsi="Segoe UI" w:cs="Segoe UI"/>
+          <w:color w:val="1F2328"/>
+          <w:sz w:val="24"/>
+          <w:szCs w:val="24"/>
+          <w:lang w:eastAsia="en-IN"/>
+        </w:rPr>
+      </w:pPr>
+      <w:r>
+        <w:rPr>
+          <w:rFonts w:ascii="Segoe UI" w:eastAsia="Times New Roman" w:hAnsi="Segoe UI" w:cs="Segoe UI"/>
+          <w:color w:val="1F2328"/>
+          <w:sz w:val="24"/>
+          <w:szCs w:val="24"/>
+          <w:lang w:eastAsia="en-IN"/>
+        </w:rPr>
+        <w:t xml:space="preserve">4. Microsoft </w:t>
+      </w:r>
+      <w:proofErr w:type="spellStart"/>
+      <w:r>
+        <w:rPr>
+          <w:rFonts w:ascii="Segoe UI" w:eastAsia="Times New Roman" w:hAnsi="Segoe UI" w:cs="Segoe UI"/>
+          <w:color w:val="1F2328"/>
+          <w:sz w:val="24"/>
+          <w:szCs w:val="24"/>
+          <w:lang w:eastAsia="en-IN"/>
+        </w:rPr>
+        <w:t>Entra</w:t>
+      </w:r>
+      <w:proofErr w:type="spellEnd"/>
+      <w:r>
+        <w:rPr>
+          <w:rFonts w:ascii="Segoe UI" w:eastAsia="Times New Roman" w:hAnsi="Segoe UI" w:cs="Segoe UI"/>
+          <w:color w:val="1F2328"/>
+          <w:sz w:val="24"/>
+          <w:szCs w:val="24"/>
+          <w:lang w:eastAsia="en-IN"/>
+        </w:rPr>
+        <w:t xml:space="preserve"> ID</w:t>
+      </w:r>
+      <w:r>
+        <w:rPr>
+          <w:rFonts w:ascii="Segoe UI" w:eastAsia="Times New Roman" w:hAnsi="Segoe UI" w:cs="Segoe UI"/>
+          <w:color w:val="1F2328"/>
+          <w:sz w:val="24"/>
+          <w:szCs w:val="24"/>
+          <w:lang w:eastAsia="en-IN"/>
+        </w:rPr>
+        <w:t xml:space="preserve"> – to connect </w:t>
+      </w:r>
+      <w:proofErr w:type="spellStart"/>
+      <w:r>
+        <w:rPr>
+          <w:rFonts w:ascii="Segoe UI" w:eastAsia="Times New Roman" w:hAnsi="Segoe UI" w:cs="Segoe UI"/>
+          <w:color w:val="1F2328"/>
+          <w:sz w:val="24"/>
+          <w:szCs w:val="24"/>
+          <w:lang w:eastAsia="en-IN"/>
+        </w:rPr>
+        <w:t>databricks</w:t>
+      </w:r>
+      <w:proofErr w:type="spellEnd"/>
+      <w:r>
+        <w:rPr>
+          <w:rFonts w:ascii="Segoe UI" w:eastAsia="Times New Roman" w:hAnsi="Segoe UI" w:cs="Segoe UI"/>
+          <w:color w:val="1F2328"/>
+          <w:sz w:val="24"/>
+          <w:szCs w:val="24"/>
+          <w:lang w:eastAsia="en-IN"/>
+        </w:rPr>
+        <w:t xml:space="preserve"> to data lake</w:t>
+      </w:r>
+    </w:p>
+    <w:p>
+      <w:pPr>
+        <w:shd w:val="clear" w:color="auto" w:fill="FFFFFF"/>
+        <w:spacing w:after="240" w:line="240" w:lineRule="auto"/>
+        <w:rPr>
+          <w:rFonts w:ascii="Segoe UI" w:eastAsia="Times New Roman" w:hAnsi="Segoe UI" w:cs="Segoe UI"/>
+          <w:b/>
+          <w:color w:val="1F2328"/>
+          <w:sz w:val="40"/>
+          <w:szCs w:val="40"/>
+          <w:lang w:eastAsia="en-IN"/>
+        </w:rPr>
+      </w:pPr>
+      <w:r>
+        <w:rPr>
+          <w:rFonts w:ascii="Segoe UI" w:eastAsia="Times New Roman" w:hAnsi="Segoe UI" w:cs="Segoe UI"/>
+          <w:b/>
+          <w:color w:val="1F2328"/>
+          <w:sz w:val="40"/>
+          <w:szCs w:val="40"/>
+          <w:lang w:eastAsia="en-IN"/>
+        </w:rPr>
+        <w:lastRenderedPageBreak/>
+        <w:t>Storage Account</w:t>
+      </w:r>
+    </w:p>
+    <w:p>
+      <w:pPr>
+        <w:shd w:val="clear" w:color="auto" w:fill="FFFFFF"/>
+        <w:spacing w:after="240" w:line="240" w:lineRule="auto"/>
+        <w:rPr>
+          <w:rFonts w:ascii="Segoe UI" w:eastAsia="Times New Roman" w:hAnsi="Segoe UI" w:cs="Segoe UI"/>
+          <w:color w:val="1F2328"/>
+          <w:sz w:val="24"/>
+          <w:szCs w:val="24"/>
+          <w:lang w:eastAsia="en-IN"/>
+        </w:rPr>
+      </w:pPr>
+      <w:r>
+        <w:rPr>
+          <w:rFonts w:ascii="Segoe UI" w:eastAsia="Times New Roman" w:hAnsi="Segoe UI" w:cs="Segoe UI"/>
+          <w:color w:val="1F2328"/>
+          <w:sz w:val="24"/>
+          <w:szCs w:val="24"/>
+          <w:lang w:eastAsia="en-IN"/>
+        </w:rPr>
+        <w:t xml:space="preserve">Created </w:t>
+      </w:r>
+      <w:r>
+        <w:rPr>
+          <w:rFonts w:ascii="Segoe UI" w:eastAsia="Times New Roman" w:hAnsi="Segoe UI" w:cs="Segoe UI"/>
+          <w:color w:val="1F2328"/>
+          <w:sz w:val="24"/>
+          <w:szCs w:val="24"/>
+          <w:lang w:eastAsia="en-IN"/>
+        </w:rPr>
+        <w:t xml:space="preserve">Data Lake with three folders – </w:t>
+      </w:r>
+    </w:p>
+    <w:p>
+      <w:pPr>
+        <w:pStyle w:val="ListParagraph"/>
+        <w:numPr>
+          <w:ilvl w:val="0"/>
+          <w:numId w:val="1"/>
+        </w:numPr>
+        <w:shd w:val="clear" w:color="auto" w:fill="FFFFFF"/>
+        <w:spacing w:after="240" w:line="240" w:lineRule="auto"/>
+        <w:rPr>
+          <w:rFonts w:ascii="Segoe UI" w:eastAsia="Times New Roman" w:hAnsi="Segoe UI" w:cs="Segoe UI"/>
+          <w:color w:val="1F2328"/>
+          <w:sz w:val="24"/>
+          <w:szCs w:val="24"/>
+          <w:lang w:eastAsia="en-IN"/>
+        </w:rPr>
+      </w:pPr>
+      <w:r>
+        <w:rPr>
+          <w:rFonts w:ascii="Segoe UI" w:eastAsia="Times New Roman" w:hAnsi="Segoe UI" w:cs="Segoe UI"/>
+          <w:color w:val="1F2328"/>
+          <w:sz w:val="24"/>
+          <w:szCs w:val="24"/>
+          <w:lang w:eastAsia="en-IN"/>
+        </w:rPr>
+        <w:t>B</w:t>
+      </w:r>
+      <w:r>
+        <w:rPr>
+          <w:rFonts w:ascii="Segoe UI" w:eastAsia="Times New Roman" w:hAnsi="Segoe UI" w:cs="Segoe UI"/>
+          <w:color w:val="1F2328"/>
+          <w:sz w:val="24"/>
+          <w:szCs w:val="24"/>
+          <w:lang w:eastAsia="en-IN"/>
+        </w:rPr>
+        <w:t>ronze</w:t>
+      </w:r>
+    </w:p>
+    <w:p>
+      <w:pPr>
+        <w:pStyle w:val="ListParagraph"/>
+        <w:numPr>
+          <w:ilvl w:val="0"/>
+          <w:numId w:val="2"/>
+        </w:numPr>
+        <w:shd w:val="clear" w:color="auto" w:fill="FFFFFF"/>
+        <w:spacing w:after="240" w:line="240" w:lineRule="auto"/>
+        <w:rPr>
+          <w:rFonts w:ascii="Segoe UI" w:eastAsia="Times New Roman" w:hAnsi="Segoe UI" w:cs="Segoe UI"/>
+          <w:color w:val="1F2328"/>
+          <w:sz w:val="24"/>
+          <w:szCs w:val="24"/>
+          <w:lang w:eastAsia="en-IN"/>
+        </w:rPr>
+      </w:pPr>
+      <w:r>
+        <w:rPr>
+          <w:rFonts w:ascii="Segoe UI" w:eastAsia="Times New Roman" w:hAnsi="Segoe UI" w:cs="Segoe UI"/>
+          <w:color w:val="1F2328"/>
+          <w:sz w:val="24"/>
+          <w:szCs w:val="24"/>
+          <w:lang w:eastAsia="en-IN"/>
+        </w:rPr>
+        <w:t>Directory: trip Type – trip_type.csv</w:t>
+      </w:r>
+    </w:p>
+    <w:p>
+      <w:pPr>
+        <w:pStyle w:val="ListParagraph"/>
+        <w:numPr>
+          <w:ilvl w:val="0"/>
+          <w:numId w:val="2"/>
+        </w:numPr>
+        <w:shd w:val="clear" w:color="auto" w:fill="FFFFFF"/>
+        <w:spacing w:after="240" w:line="240" w:lineRule="auto"/>
+        <w:rPr>
+          <w:rFonts w:ascii="Segoe UI" w:eastAsia="Times New Roman" w:hAnsi="Segoe UI" w:cs="Segoe UI"/>
+          <w:color w:val="1F2328"/>
+          <w:sz w:val="24"/>
+          <w:szCs w:val="24"/>
+          <w:lang w:eastAsia="en-IN"/>
+        </w:rPr>
+      </w:pPr>
+      <w:r>
+        <w:rPr>
+          <w:rFonts w:ascii="Segoe UI" w:eastAsia="Times New Roman" w:hAnsi="Segoe UI" w:cs="Segoe UI"/>
+          <w:color w:val="1F2328"/>
+          <w:sz w:val="24"/>
+          <w:szCs w:val="24"/>
+          <w:lang w:eastAsia="en-IN"/>
+        </w:rPr>
+        <w:t>Directory: taxi_zone_lookup_data.csv</w:t>
+      </w:r>
+    </w:p>
+    <w:p>
+      <w:pPr>
+        <w:pStyle w:val="ListParagraph"/>
+        <w:numPr>
+          <w:ilvl w:val="0"/>
+          <w:numId w:val="2"/>
+        </w:numPr>
+        <w:shd w:val="clear" w:color="auto" w:fill="FFFFFF"/>
+        <w:spacing w:after="240" w:line="240" w:lineRule="auto"/>
+        <w:rPr>
+          <w:rFonts w:ascii="Segoe UI" w:eastAsia="Times New Roman" w:hAnsi="Segoe UI" w:cs="Segoe UI"/>
+          <w:color w:val="1F2328"/>
+          <w:sz w:val="24"/>
+          <w:szCs w:val="24"/>
+          <w:lang w:eastAsia="en-IN"/>
+        </w:rPr>
+      </w:pPr>
+      <w:r>
+        <w:rPr>
+          <w:rFonts w:ascii="Segoe UI" w:eastAsia="Times New Roman" w:hAnsi="Segoe UI" w:cs="Segoe UI"/>
+          <w:color w:val="1F2328"/>
+          <w:sz w:val="24"/>
+          <w:szCs w:val="24"/>
+          <w:lang w:eastAsia="en-IN"/>
+        </w:rPr>
+        <w:t>Directory: Green Taxi Trip Data</w:t>
+      </w:r>
+    </w:p>
+    <w:p>
+      <w:pPr>
+        <w:pStyle w:val="ListParagraph"/>
+        <w:numPr>
+          <w:ilvl w:val="0"/>
+          <w:numId w:val="1"/>
+        </w:numPr>
+        <w:shd w:val="clear" w:color="auto" w:fill="FFFFFF"/>
+        <w:spacing w:after="240" w:line="240" w:lineRule="auto"/>
+        <w:rPr>
+          <w:rFonts w:ascii="Segoe UI" w:eastAsia="Times New Roman" w:hAnsi="Segoe UI" w:cs="Segoe UI"/>
+          <w:color w:val="1F2328"/>
+          <w:sz w:val="24"/>
+          <w:szCs w:val="24"/>
+          <w:lang w:eastAsia="en-IN"/>
+        </w:rPr>
+      </w:pPr>
+      <w:r>
+        <w:rPr>
+          <w:rFonts w:ascii="Segoe UI" w:eastAsia="Times New Roman" w:hAnsi="Segoe UI" w:cs="Segoe UI"/>
+          <w:color w:val="1F2328"/>
+          <w:sz w:val="24"/>
+          <w:szCs w:val="24"/>
+          <w:lang w:eastAsia="en-IN"/>
+        </w:rPr>
+        <w:t xml:space="preserve">silver </w:t>
+      </w:r>
+    </w:p>
+    <w:p>
+      <w:pPr>
+        <w:pStyle w:val="ListParagraph"/>
+        <w:numPr>
+          <w:ilvl w:val="0"/>
+          <w:numId w:val="1"/>
+        </w:numPr>
+        <w:shd w:val="clear" w:color="auto" w:fill="FFFFFF"/>
+        <w:spacing w:after="240" w:line="240" w:lineRule="auto"/>
+        <w:rPr>
+          <w:rFonts w:ascii="Segoe UI" w:eastAsia="Times New Roman" w:hAnsi="Segoe UI" w:cs="Segoe UI"/>
+          <w:color w:val="1F2328"/>
+          <w:sz w:val="24"/>
+          <w:szCs w:val="24"/>
+          <w:lang w:eastAsia="en-IN"/>
+        </w:rPr>
+      </w:pPr>
+      <w:r>
+        <w:rPr>
+          <w:rFonts w:ascii="Segoe UI" w:eastAsia="Times New Roman" w:hAnsi="Segoe UI" w:cs="Segoe UI"/>
+          <w:color w:val="1F2328"/>
+          <w:sz w:val="24"/>
+          <w:szCs w:val="24"/>
+          <w:lang w:eastAsia="en-IN"/>
+        </w:rPr>
+        <w:t>gold</w:t>
+      </w:r>
+      <w:r>
+        <w:rPr>
+          <w:noProof/>
+        </w:rPr>
+        <w:drawing>
+          <wp:inline distT="0" distB="0" distL="0" distR="0" wp14:anchorId="5D3C8D6F" wp14:editId="66AEDD6B">
+            <wp:extent cx="5731510" cy="1629410"/>
+            <wp:effectExtent l="0" t="0" r="2540" b="8890"/>
+            <wp:docPr id="2" name="Picture 2"/>
+            <wp:cNvGraphicFramePr>
+              <a:graphicFrameLocks xmlns:a="http://schemas.openxmlformats.org/drawingml/2006/main" noChangeAspect="1"/>
+            </wp:cNvGraphicFramePr>
+            <a:graphic xmlns:a="http://schemas.openxmlformats.org/drawingml/2006/main">
+              <a:graphicData uri="http://schemas.openxmlformats.org/drawingml/2006/picture">
+                <pic:pic xmlns:pic="http://schemas.openxmlformats.org/drawingml/2006/picture">
+                  <pic:nvPicPr>
+                    <pic:cNvPr id="1" name=""/>
+                    <pic:cNvPicPr/>
+                  </pic:nvPicPr>
+                  <pic:blipFill>
+                    <a:blip r:embed="rId7"/>
+                    <a:stretch>
+                      <a:fillRect/>
+                    </a:stretch>
+                  </pic:blipFill>
+                  <pic:spPr>
+                    <a:xfrm>
+                      <a:off x="0" y="0"/>
+                      <a:ext cx="5731510" cy="1629410"/>
+                    </a:xfrm>
+                    <a:prstGeom prst="rect">
+                      <a:avLst/>
+                    </a:prstGeom>
+                  </pic:spPr>
+                </pic:pic>
+              </a:graphicData>
+            </a:graphic>
+          </wp:inline>
+        </w:drawing>
+      </w:r>
+    </w:p>
+    <w:p>
+      <w:pPr>
+        <w:shd w:val="clear" w:color="auto" w:fill="FFFFFF"/>
+        <w:spacing w:after="240" w:line="240" w:lineRule="auto"/>
+        <w:rPr>
+          <w:rFonts w:ascii="Segoe UI" w:eastAsia="Times New Roman" w:hAnsi="Segoe UI" w:cs="Segoe UI"/>
+          <w:b/>
+          <w:color w:val="1F2328"/>
+          <w:sz w:val="40"/>
+          <w:szCs w:val="40"/>
+          <w:lang w:eastAsia="en-IN"/>
+        </w:rPr>
+      </w:pPr>
+      <w:r>
+        <w:rPr>
+          <w:rFonts w:ascii="Segoe UI" w:eastAsia="Times New Roman" w:hAnsi="Segoe UI" w:cs="Segoe UI"/>
+          <w:b/>
+          <w:color w:val="1F2328"/>
+          <w:sz w:val="40"/>
+          <w:szCs w:val="40"/>
+          <w:lang w:eastAsia="en-IN"/>
+        </w:rPr>
+        <w:t>Azure Data Factor</w:t>
+      </w:r>
+      <w:r>
+        <w:rPr>
+          <w:rFonts w:ascii="Segoe UI" w:eastAsia="Times New Roman" w:hAnsi="Segoe UI" w:cs="Segoe UI"/>
+          <w:b/>
+          <w:color w:val="1F2328"/>
+          <w:sz w:val="40"/>
+          <w:szCs w:val="40"/>
+          <w:lang w:eastAsia="en-IN"/>
+        </w:rPr>
+        <w:t>y</w:t>
+      </w:r>
+      <w:r>
+        <w:rPr>
+          <w:rFonts w:ascii="Segoe UI" w:eastAsia="Times New Roman" w:hAnsi="Segoe UI" w:cs="Segoe UI"/>
+          <w:b/>
+          <w:color w:val="1F2328"/>
+          <w:sz w:val="40"/>
+          <w:szCs w:val="40"/>
+          <w:lang w:eastAsia="en-IN"/>
+        </w:rPr>
+        <w:br/>
+        <w:t>Bronze Layer</w:t>
+      </w:r>
+    </w:p>
+    <w:p>
+      <w:pPr>
+        <w:rPr>
+          <w:b/>
+          <w:sz w:val="24"/>
+          <w:szCs w:val="24"/>
+        </w:rPr>
+      </w:pPr>
+      <w:r>
+        <w:rPr>
+          <w:b/>
+          <w:sz w:val="24"/>
+          <w:szCs w:val="24"/>
+        </w:rPr>
+        <w:t>Linked Services</w:t>
+      </w:r>
+    </w:p>
+    <w:p>
+      <w:pPr>
+        <w:pStyle w:val="ListParagraph"/>
+        <w:numPr>
+          <w:ilvl w:val="0"/>
+          <w:numId w:val="3"/>
+        </w:numPr>
+      </w:pPr>
+      <w:r>
+        <w:t xml:space="preserve">source: </w:t>
+      </w:r>
+      <w:r>
+        <w:t>h</w:t>
+      </w:r>
+      <w:r>
+        <w:t>t</w:t>
+      </w:r>
+      <w:r>
+        <w:t>tp</w:t>
+      </w:r>
+    </w:p>
+    <w:p>
+      <w:pPr>
+        <w:pStyle w:val="ListParagraph"/>
+        <w:numPr>
+          <w:ilvl w:val="0"/>
+          <w:numId w:val="3"/>
+        </w:numPr>
+      </w:pPr>
+      <w:r>
+        <w:t>destination: azure data lake storage Gen2</w:t>
+      </w:r>
+    </w:p>
+    <w:p>
+      <w:pPr>
+        <w:rPr>
+          <w:b/>
+        </w:rPr>
+      </w:pPr>
+      <w:r>
+        <w:rPr>
+          <w:b/>
+        </w:rPr>
+        <w:t>Pipeline</w:t>
+      </w:r>
+      <w:r>
+        <w:rPr>
+          <w:b/>
+        </w:rPr>
+        <w:t xml:space="preserve"> </w:t>
+      </w:r>
+    </w:p>
+    <w:p>
+      <w:pPr>
+        <w:pStyle w:val="ListParagraph"/>
+        <w:numPr>
+          <w:ilvl w:val="0"/>
+          <w:numId w:val="5"/>
+        </w:numPr>
+      </w:pPr>
+      <w:proofErr w:type="spellStart"/>
+      <w:proofErr w:type="gramStart"/>
+      <w:r>
+        <w:t>myWebDL</w:t>
+      </w:r>
+      <w:proofErr w:type="spellEnd"/>
+      <w:r>
+        <w:t xml:space="preserve"> :</w:t>
+      </w:r>
+      <w:proofErr w:type="gramEnd"/>
+      <w:r>
+        <w:t xml:space="preserve"> </w:t>
+      </w:r>
+      <w:r>
+        <w:t>source(http) -&gt; copy data - &gt; sink (ADLS Gen2 Bronze – Green tai trip Data)</w:t>
+      </w:r>
+    </w:p>
+    <w:p>
+      <w:pPr>
+        <w:pStyle w:val="ListParagraph"/>
+      </w:pPr>
+      <w:r>
+        <w:rPr>
+          <w:noProof/>
+        </w:rPr>
+        <w:drawing>
+          <wp:inline distT="0" distB="0" distL="0" distR="0" wp14:anchorId="6D8B094C" wp14:editId="654E1734">
+            <wp:extent cx="5731510" cy="1887220"/>
+            <wp:effectExtent l="0" t="0" r="2540" b="0"/>
+            <wp:docPr id="3" name="Picture 3"/>
+            <wp:cNvGraphicFramePr>
+              <a:graphicFrameLocks xmlns:a="http://schemas.openxmlformats.org/drawingml/2006/main" noChangeAspect="1"/>
+            </wp:cNvGraphicFramePr>
+            <a:graphic xmlns:a="http://schemas.openxmlformats.org/drawingml/2006/main">
+              <a:graphicData uri="http://schemas.openxmlformats.org/drawingml/2006/picture">
+                <pic:pic xmlns:pic="http://schemas.openxmlformats.org/drawingml/2006/picture">
+                  <pic:nvPicPr>
+                    <pic:cNvPr id="1" name=""/>
+                    <pic:cNvPicPr/>
+                  </pic:nvPicPr>
+                  <pic:blipFill>
+                    <a:blip r:embed="rId8"/>
+                    <a:stretch>
+                      <a:fillRect/>
+                    </a:stretch>
+                  </pic:blipFill>
+                  <pic:spPr>
+                    <a:xfrm>
+                      <a:off x="0" y="0"/>
+                      <a:ext cx="5731510" cy="1887220"/>
+                    </a:xfrm>
+                    <a:prstGeom prst="rect">
+                      <a:avLst/>
+                    </a:prstGeom>
+                  </pic:spPr>
+                </pic:pic>
+              </a:graphicData>
+            </a:graphic>
+          </wp:inline>
+        </w:drawing>
+      </w:r>
+    </w:p>
+    <w:p>
+      <w:r>
+        <w:t>Green_trip_data_</w:t>
+      </w:r>
+      <w:proofErr w:type="gramStart"/>
+      <w:r>
+        <w:t>01.parquet</w:t>
+      </w:r>
+      <w:proofErr w:type="gramEnd"/>
+      <w:r>
+        <w:t xml:space="preserve"> file has been imported to data lake.</w:t>
+      </w:r>
+    </w:p>
+    <w:p>
+      <w:r>
+        <w:t>I want files of all months.</w:t>
+      </w:r>
+    </w:p>
+    <w:p>
+      <w:r>
+        <w:rPr>
+          <w:noProof/>
+        </w:rPr>
+        <w:drawing>
+          <wp:inline distT="0" distB="0" distL="0" distR="0" wp14:anchorId="53873E03" wp14:editId="0662CBAA">
+            <wp:extent cx="4857750" cy="2571750"/>
+            <wp:effectExtent l="0" t="0" r="0" b="0"/>
+            <wp:docPr id="4" name="Picture 4"/>
+            <wp:cNvGraphicFramePr>
+              <a:graphicFrameLocks xmlns:a="http://schemas.openxmlformats.org/drawingml/2006/main" noChangeAspect="1"/>
+            </wp:cNvGraphicFramePr>
+            <a:graphic xmlns:a="http://schemas.openxmlformats.org/drawingml/2006/main">
+              <a:graphicData uri="http://schemas.openxmlformats.org/drawingml/2006/picture">
+                <pic:pic xmlns:pic="http://schemas.openxmlformats.org/drawingml/2006/picture">
+                  <pic:nvPicPr>
+                    <pic:cNvPr id="1" name=""/>
+                    <pic:cNvPicPr/>
+                  </pic:nvPicPr>
+                  <pic:blipFill>
+                    <a:blip r:embed="rId9"/>
+                    <a:stretch>
+                      <a:fillRect/>
+                    </a:stretch>
+                  </pic:blipFill>
+                  <pic:spPr>
+                    <a:xfrm>
+                      <a:off x="0" y="0"/>
+                      <a:ext cx="4857750" cy="2571750"/>
+                    </a:xfrm>
+                    <a:prstGeom prst="rect">
+                      <a:avLst/>
+                    </a:prstGeom>
+                  </pic:spPr>
+                </pic:pic>
+              </a:graphicData>
+            </a:graphic>
+          </wp:inline>
+        </w:drawing>
+      </w:r>
+    </w:p>
+    <w:p>
+      <w:r>
+        <w:t>For each activity</w:t>
+      </w:r>
+    </w:p>
+    <w:p>
+      <w:r>
+        <w:t xml:space="preserve">IF CONDITION </w:t>
+      </w:r>
+    </w:p>
+    <w:p>
+      <w:r>
+        <w:tab/>
+        <w:t>Copy</w:t>
+      </w:r>
+      <w:r>
+        <w:t xml:space="preserve"> activity</w:t>
+      </w:r>
+    </w:p>
+    <w:p>
+      <w:r>
+        <w:rPr>
+          <w:noProof/>
+        </w:rPr>
+        <w:drawing>
+          <wp:inline distT="0" distB="0" distL="0" distR="0" wp14:anchorId="7ECBFC4B" wp14:editId="729ABEF5">
+            <wp:extent cx="2486025" cy="4914900"/>
+            <wp:effectExtent l="0" t="0" r="9525" b="0"/>
+            <wp:docPr id="5" name="Picture 5"/>
+            <wp:cNvGraphicFramePr>
+              <a:graphicFrameLocks xmlns:a="http://schemas.openxmlformats.org/drawingml/2006/main" noChangeAspect="1"/>
+            </wp:cNvGraphicFramePr>
+            <a:graphic xmlns:a="http://schemas.openxmlformats.org/drawingml/2006/main">
+              <a:graphicData uri="http://schemas.openxmlformats.org/drawingml/2006/picture">
+                <pic:pic xmlns:pic="http://schemas.openxmlformats.org/drawingml/2006/picture">
+                  <pic:nvPicPr>
+                    <pic:cNvPr id="1" name=""/>
+                    <pic:cNvPicPr/>
+                  </pic:nvPicPr>
+                  <pic:blipFill>
+                    <a:blip r:embed="rId10"/>
+                    <a:stretch>
+                      <a:fillRect/>
+                    </a:stretch>
+                  </pic:blipFill>
+                  <pic:spPr>
+                    <a:xfrm>
+                      <a:off x="0" y="0"/>
+                      <a:ext cx="2486025" cy="4914900"/>
+                    </a:xfrm>
+                    <a:prstGeom prst="rect">
+                      <a:avLst/>
+                    </a:prstGeom>
+                  </pic:spPr>
+                </pic:pic>
+              </a:graphicData>
+            </a:graphic>
+          </wp:inline>
+        </w:drawing>
+      </w:r>
+    </w:p>
+    <w:p/>
+    <w:p>
+      <w:pPr>
+        <w:rPr>
+          <w:b/>
+          <w:sz w:val="40"/>
+          <w:szCs w:val="40"/>
+        </w:rPr>
+      </w:pPr>
+      <w:r>
+        <w:rPr>
+          <w:b/>
+          <w:sz w:val="40"/>
+          <w:szCs w:val="40"/>
+        </w:rPr>
+        <w:t>Databricks</w:t>
+      </w:r>
+    </w:p>
+    <w:p>
+      <w:pPr>
+        <w:rPr>
+          <w:b/>
+        </w:rPr>
+      </w:pPr>
+      <w:r>
+        <w:rPr>
+          <w:b/>
+        </w:rPr>
+        <w:t>Bronze to Silver Layer</w:t>
+      </w:r>
+    </w:p>
+    <w:p>
+      <w:r>
+        <w:rPr>
+          <w:noProof/>
+        </w:rPr>
+        <w:drawing>
+          <wp:inline distT="0" distB="0" distL="0" distR="0" wp14:anchorId="5B4A375B" wp14:editId="4F25BF0E">
+            <wp:extent cx="5731510" cy="1653540"/>
+            <wp:effectExtent l="0" t="0" r="2540" b="3810"/>
+            <wp:docPr id="6" name="Picture 6"/>
+            <wp:cNvGraphicFramePr>
+              <a:graphicFrameLocks xmlns:a="http://schemas.openxmlformats.org/drawingml/2006/main" noChangeAspect="1"/>
+            </wp:cNvGraphicFramePr>
+            <a:graphic xmlns:a="http://schemas.openxmlformats.org/drawingml/2006/main">
+              <a:graphicData uri="http://schemas.openxmlformats.org/drawingml/2006/picture">
+                <pic:pic xmlns:pic="http://schemas.openxmlformats.org/drawingml/2006/picture">
+                  <pic:nvPicPr>
+                    <pic:cNvPr id="1" name=""/>
+                    <pic:cNvPicPr/>
+                  </pic:nvPicPr>
+                  <pic:blipFill>
+                    <a:blip r:embed="rId11"/>
+                    <a:stretch>
+                      <a:fillRect/>
+                    </a:stretch>
+                  </pic:blipFill>
+                  <pic:spPr>
+                    <a:xfrm>
+                      <a:off x="0" y="0"/>
+                      <a:ext cx="5731510" cy="1653540"/>
+                    </a:xfrm>
+                    <a:prstGeom prst="rect">
+                      <a:avLst/>
+                    </a:prstGeom>
+                  </pic:spPr>
+                </pic:pic>
+              </a:graphicData>
+            </a:graphic>
+          </wp:inline>
+        </w:drawing>
+      </w:r>
+    </w:p>
+    <w:p>
+      <w:r>
+        <w:t xml:space="preserve">Create </w:t>
+      </w:r>
+      <w:proofErr w:type="spellStart"/>
+      <w:proofErr w:type="gramStart"/>
+      <w:r>
+        <w:t>a</w:t>
+      </w:r>
+      <w:proofErr w:type="spellEnd"/>
+      <w:proofErr w:type="gramEnd"/>
+      <w:r>
+        <w:t xml:space="preserve"> application in </w:t>
+      </w:r>
+      <w:proofErr w:type="spellStart"/>
+      <w:r>
+        <w:t>microsoft</w:t>
+      </w:r>
+      <w:proofErr w:type="spellEnd"/>
+      <w:r>
+        <w:t xml:space="preserve"> </w:t>
+      </w:r>
+      <w:proofErr w:type="spellStart"/>
+      <w:r>
+        <w:t>entra</w:t>
+      </w:r>
+      <w:proofErr w:type="spellEnd"/>
+      <w:r>
+        <w:t xml:space="preserve"> id</w:t>
+      </w:r>
+    </w:p>
+    <w:p>
+      <w:r>
+        <w:tab/>
+        <w:t xml:space="preserve">Create a secret key </w:t>
+      </w:r>
+    </w:p>
+    <w:p>
+      <w:r>
+        <w:t xml:space="preserve">   Now I have three things to connect to </w:t>
+      </w:r>
+      <w:proofErr w:type="spellStart"/>
+      <w:r>
+        <w:t>databricks</w:t>
+      </w:r>
+      <w:proofErr w:type="spellEnd"/>
+      <w:r>
+        <w:t xml:space="preserve"> with storage </w:t>
+      </w:r>
+      <w:proofErr w:type="spellStart"/>
+      <w:r>
+        <w:t>accout</w:t>
+      </w:r>
+      <w:proofErr w:type="spellEnd"/>
+    </w:p>
+    <w:p>
+      <w:pPr>
+        <w:pStyle w:val="ListParagraph"/>
+        <w:numPr>
+          <w:ilvl w:val="0"/>
+          <w:numId w:val="6"/>
+        </w:numPr>
+      </w:pPr>
+      <w:r>
+        <w:t>Application(client) ID</w:t>
+      </w:r>
+    </w:p>
+    <w:p>
+      <w:pPr>
+        <w:pStyle w:val="ListParagraph"/>
+        <w:numPr>
+          <w:ilvl w:val="0"/>
+          <w:numId w:val="6"/>
+        </w:numPr>
+      </w:pPr>
+      <w:r>
+        <w:t>Directory (tenant) ID</w:t>
+      </w:r>
+    </w:p>
+    <w:p>
+      <w:pPr>
+        <w:pStyle w:val="ListParagraph"/>
+        <w:numPr>
+          <w:ilvl w:val="0"/>
+          <w:numId w:val="6"/>
+        </w:numPr>
+      </w:pPr>
+      <w:r>
+        <w:t>Secret Key</w:t>
+      </w:r>
+    </w:p>
+    <w:p>
+      <w:r>
+        <w:t>Add role – storage blob data contributor for storage account</w:t>
+      </w:r>
+    </w:p>
+    <w:p>
+      <w:r>
+        <w:t xml:space="preserve">Create a </w:t>
+      </w:r>
+      <w:proofErr w:type="spellStart"/>
+      <w:r>
+        <w:t>databricks</w:t>
+      </w:r>
+      <w:proofErr w:type="spellEnd"/>
+    </w:p>
+    <w:p>
+      <w:r>
+        <w:t>Compute -&gt; create compute</w:t>
+      </w:r>
+    </w:p>
+    <w:p>
+      <w:r>
+        <w:t xml:space="preserve">Workspace - &gt; Create folder - &gt;NYX-Taxi - &gt; Notebook -&gt; </w:t>
+      </w:r>
+      <w:proofErr w:type="spellStart"/>
+      <w:r>
+        <w:t>Silver_notebook</w:t>
+      </w:r>
+      <w:proofErr w:type="spellEnd"/>
+      <w:r>
+        <w:br/>
+        <w:t>Trip data</w:t>
+      </w:r>
+      <w:r>
+        <w:t xml:space="preserve"> columns</w:t>
+      </w:r>
+      <w:r>
+        <w:br/>
+      </w:r>
+      <w:r>
+        <w:rPr>
+          <w:noProof/>
+        </w:rPr>
+        <w:drawing>
+          <wp:inline distT="0" distB="0" distL="0" distR="0" wp14:anchorId="4BCB07C9" wp14:editId="46F6783F">
+            <wp:extent cx="3124200" cy="3533775"/>
+            <wp:effectExtent l="0" t="0" r="0" b="9525"/>
+            <wp:docPr id="7" name="Picture 7"/>
+            <wp:cNvGraphicFramePr>
+              <a:graphicFrameLocks xmlns:a="http://schemas.openxmlformats.org/drawingml/2006/main" noChangeAspect="1"/>
+            </wp:cNvGraphicFramePr>
+            <a:graphic xmlns:a="http://schemas.openxmlformats.org/drawingml/2006/main">
+              <a:graphicData uri="http://schemas.openxmlformats.org/drawingml/2006/picture">
+                <pic:pic xmlns:pic="http://schemas.openxmlformats.org/drawingml/2006/picture">
+                  <pic:nvPicPr>
+                    <pic:cNvPr id="1" name=""/>
+                    <pic:cNvPicPr/>
+                  </pic:nvPicPr>
+                  <pic:blipFill>
+                    <a:blip r:embed="rId12"/>
+                    <a:stretch>
+                      <a:fillRect/>
+                    </a:stretch>
+                  </pic:blipFill>
+                  <pic:spPr>
+                    <a:xfrm>
+                      <a:off x="0" y="0"/>
+                      <a:ext cx="3124200" cy="3533775"/>
+                    </a:xfrm>
+                    <a:prstGeom prst="rect">
+                      <a:avLst/>
+                    </a:prstGeom>
+                  </pic:spPr>
+                </pic:pic>
+              </a:graphicData>
+            </a:graphic>
+          </wp:inline>
+        </w:drawing>
+      </w:r>
+    </w:p>
+    <w:p>
+      <w:pPr>
+        <w:rPr>
+          <w:sz w:val="24"/>
+          <w:szCs w:val="24"/>
+        </w:rPr>
+      </w:pPr>
+      <w:r>
+        <w:rPr>
+          <w:b/>
+          <w:sz w:val="40"/>
+          <w:szCs w:val="40"/>
+        </w:rPr>
+        <w:t>Gold Layer</w:t>
+      </w:r>
+      <w:r>
+        <w:rPr>
+          <w:b/>
+          <w:sz w:val="40"/>
+          <w:szCs w:val="40"/>
+        </w:rPr>
+        <w:br/>
+      </w:r>
+      <w:r>
+        <w:rPr>
+          <w:sz w:val="24"/>
+          <w:szCs w:val="24"/>
+        </w:rPr>
+        <w:t xml:space="preserve">Storage </w:t>
+      </w:r>
+      <w:proofErr w:type="gramStart"/>
+      <w:r>
+        <w:rPr>
+          <w:sz w:val="24"/>
+          <w:szCs w:val="24"/>
+        </w:rPr>
+        <w:t>account</w:t>
+      </w:r>
+      <w:r>
+        <w:rPr>
+          <w:sz w:val="24"/>
+          <w:szCs w:val="24"/>
+        </w:rPr>
+        <w:t>(</w:t>
+      </w:r>
+      <w:proofErr w:type="gramEnd"/>
+      <w:r>
+        <w:rPr>
+          <w:sz w:val="24"/>
+          <w:szCs w:val="24"/>
+        </w:rPr>
+        <w:t>Silver Layer)</w:t>
+      </w:r>
+      <w:r>
+        <w:rPr>
+          <w:sz w:val="24"/>
+          <w:szCs w:val="24"/>
+        </w:rPr>
+        <w:t xml:space="preserve">  - &gt; Delta </w:t>
+      </w:r>
+      <w:r>
+        <w:rPr>
+          <w:sz w:val="24"/>
+          <w:szCs w:val="24"/>
+        </w:rPr>
+        <w:t>Format -&gt; Gold Layer -&gt; Delta Table</w:t>
+      </w:r>
+    </w:p>
+    <w:p>
+      <w:pPr>
+        <w:rPr>
+          <w:sz w:val="24"/>
+          <w:szCs w:val="24"/>
+        </w:rPr>
+      </w:pPr>
+      <w:r>
+        <w:rPr>
+          <w:noProof/>
+        </w:rPr>
+        <w:drawing>
+          <wp:inline distT="0" distB="0" distL="0" distR="0" wp14:anchorId="56015602" wp14:editId="5386C425">
+            <wp:extent cx="5731510" cy="2248535"/>
+            <wp:effectExtent l="0" t="0" r="2540" b="0"/>
+            <wp:docPr id="8" name="Picture 8"/>
+            <wp:cNvGraphicFramePr>
+              <a:graphicFrameLocks xmlns:a="http://schemas.openxmlformats.org/drawingml/2006/main" noChangeAspect="1"/>
+            </wp:cNvGraphicFramePr>
+            <a:graphic xmlns:a="http://schemas.openxmlformats.org/drawingml/2006/main">
+              <a:graphicData uri="http://schemas.openxmlformats.org/drawingml/2006/picture">
+                <pic:pic xmlns:pic="http://schemas.openxmlformats.org/drawingml/2006/picture">
+                  <pic:nvPicPr>
+                    <pic:cNvPr id="1" name=""/>
+                    <pic:cNvPicPr/>
+                  </pic:nvPicPr>
+                  <pic:blipFill>
+                    <a:blip r:embed="rId13"/>
+                    <a:stretch>
+                      <a:fillRect/>
+                    </a:stretch>
+                  </pic:blipFill>
+                  <pic:spPr>
+                    <a:xfrm>
+                      <a:off x="0" y="0"/>
+                      <a:ext cx="5731510" cy="2248535"/>
+                    </a:xfrm>
+                    <a:prstGeom prst="rect">
+                      <a:avLst/>
+                    </a:prstGeom>
+                  </pic:spPr>
+                </pic:pic>
+              </a:graphicData>
+            </a:graphic>
+          </wp:inline>
+        </w:drawing>
+      </w:r>
+    </w:p>
+    <w:p>
+      <w:pPr>
+        <w:rPr>
+          <w:sz w:val="24"/>
+          <w:szCs w:val="24"/>
+        </w:rPr>
+      </w:pPr>
+    </w:p>
+    <w:p>
+      <w:pPr>
+        <w:rPr>
+          <w:sz w:val="24"/>
+          <w:szCs w:val="24"/>
+        </w:rPr>
+      </w:pPr>
+      <w:proofErr w:type="spellStart"/>
+      <w:r>
+        <w:rPr>
+          <w:sz w:val="24"/>
+          <w:szCs w:val="24"/>
+        </w:rPr>
+        <w:t>Cnnected</w:t>
+      </w:r>
+      <w:proofErr w:type="spellEnd"/>
+      <w:r>
+        <w:rPr>
+          <w:sz w:val="24"/>
+          <w:szCs w:val="24"/>
+        </w:rPr>
+        <w:t xml:space="preserve"> final gold layer to </w:t>
+      </w:r>
+      <w:proofErr w:type="spellStart"/>
+      <w:r>
+        <w:rPr>
+          <w:sz w:val="24"/>
+          <w:szCs w:val="24"/>
+        </w:rPr>
+        <w:t>poweBi</w:t>
+      </w:r>
+      <w:proofErr w:type="spellEnd"/>
+    </w:p>
+    <w:p>
+      <w:pPr>
+        <w:rPr>
+          <w:sz w:val="24"/>
+          <w:szCs w:val="24"/>
+        </w:rPr>
+      </w:pPr>
       <w:bookmarkStart w:id="0" w:name="_GoBack"/>
       <w:bookmarkEnd w:id="0"/>
     </w:p>
@@ -54,6 +1574,563 @@
     </w:sectPr>
   </w:body>
 </w:document>
+</file>
+
+<file path=word/numbering.xml><?xml version="1.0" encoding="utf-8"?>
+<w:numbering xmlns:wpc="http://schemas.microsoft.com/office/word/2010/wordprocessingCanvas" xmlns:cx="http://schemas.microsoft.com/office/drawing/2014/chartex" xmlns:cx1="http://schemas.microsoft.com/office/drawing/2015/9/8/chartex" xmlns:cx2="http://schemas.microsoft.com/office/drawing/2015/10/21/chartex" xmlns:cx3="http://schemas.microsoft.com/office/drawing/2016/5/9/chartex" xmlns:cx4="http://schemas.microsoft.com/office/drawing/2016/5/10/chartex" xmlns:cx5="http://schemas.microsoft.com/office/drawing/2016/5/11/chartex" xmlns:cx6="http://schemas.microsoft.com/office/drawing/2016/5/12/chartex" xmlns:cx7="http://schemas.microsoft.com/office/drawing/2016/5/13/chartex" xmlns:cx8="http://schemas.microsoft.com/office/drawing/2016/5/14/chartex" xmlns:mc="http://schemas.openxmlformats.org/markup-compatibility/2006" xmlns:aink="http://schemas.microsoft.com/office/drawing/2016/ink" xmlns:am3d="http://schemas.microsoft.com/office/drawing/2017/model3d" xmlns:o="urn:schemas-microsoft-com:office:office" xmlns:r="http://schemas.openxmlformats.org/officeDocument/2006/relationships" xmlns:m="http://schemas.openxmlformats.org/officeDocument/2006/math" xmlns:v="urn:schemas-microsoft-com:vml" xmlns:wp14="http://schemas.microsoft.com/office/word/2010/wordprocessingDrawing" xmlns:wp="http://schemas.openxmlformats.org/drawingml/2006/wordprocessingDrawing" xmlns:w10="urn:schemas-microsoft-com:office:word" xmlns:w="http://schemas.openxmlformats.org/wordprocessingml/2006/main" xmlns:w14="http://schemas.microsoft.com/office/word/2010/wordml" xmlns:w15="http://schemas.microsoft.com/office/word/2012/wordml" xmlns:w16cid="http://schemas.microsoft.com/office/word/2016/wordml/cid" xmlns:w16se="http://schemas.microsoft.com/office/word/2015/wordml/symex" xmlns:wpg="http://schemas.microsoft.com/office/word/2010/wordprocessingGroup" xmlns:wpi="http://schemas.microsoft.com/office/word/2010/wordprocessingInk" xmlns:wne="http://schemas.microsoft.com/office/word/2006/wordml" xmlns:wps="http://schemas.microsoft.com/office/word/2010/wordprocessingShape" mc:Ignorable="w14 w15 w16se w16cid wp14">
+  <w:abstractNum w:abstractNumId="0" w15:restartNumberingAfterBreak="0">
+    <w:nsid w:val="14727EB4"/>
+    <w:multiLevelType w:val="hybridMultilevel"/>
+    <w:tmpl w:val="FBDA7F70"/>
+    <w:lvl w:ilvl="0" w:tplc="4009000F">
+      <w:start w:val="1"/>
+      <w:numFmt w:val="decimal"/>
+      <w:lvlText w:val="%1."/>
+      <w:lvlJc w:val="left"/>
+      <w:pPr>
+        <w:ind w:left="720" w:hanging="360"/>
+      </w:pPr>
+      <w:rPr>
+        <w:rFonts w:hint="default"/>
+      </w:rPr>
+    </w:lvl>
+    <w:lvl w:ilvl="1" w:tplc="40090019" w:tentative="1">
+      <w:start w:val="1"/>
+      <w:numFmt w:val="lowerLetter"/>
+      <w:lvlText w:val="%2."/>
+      <w:lvlJc w:val="left"/>
+      <w:pPr>
+        <w:ind w:left="1440" w:hanging="360"/>
+      </w:pPr>
+    </w:lvl>
+    <w:lvl w:ilvl="2" w:tplc="4009001B" w:tentative="1">
+      <w:start w:val="1"/>
+      <w:numFmt w:val="lowerRoman"/>
+      <w:lvlText w:val="%3."/>
+      <w:lvlJc w:val="right"/>
+      <w:pPr>
+        <w:ind w:left="2160" w:hanging="180"/>
+      </w:pPr>
+    </w:lvl>
+    <w:lvl w:ilvl="3" w:tplc="4009000F" w:tentative="1">
+      <w:start w:val="1"/>
+      <w:numFmt w:val="decimal"/>
+      <w:lvlText w:val="%4."/>
+      <w:lvlJc w:val="left"/>
+      <w:pPr>
+        <w:ind w:left="2880" w:hanging="360"/>
+      </w:pPr>
+    </w:lvl>
+    <w:lvl w:ilvl="4" w:tplc="40090019" w:tentative="1">
+      <w:start w:val="1"/>
+      <w:numFmt w:val="lowerLetter"/>
+      <w:lvlText w:val="%5."/>
+      <w:lvlJc w:val="left"/>
+      <w:pPr>
+        <w:ind w:left="3600" w:hanging="360"/>
+      </w:pPr>
+    </w:lvl>
+    <w:lvl w:ilvl="5" w:tplc="4009001B" w:tentative="1">
+      <w:start w:val="1"/>
+      <w:numFmt w:val="lowerRoman"/>
+      <w:lvlText w:val="%6."/>
+      <w:lvlJc w:val="right"/>
+      <w:pPr>
+        <w:ind w:left="4320" w:hanging="180"/>
+      </w:pPr>
+    </w:lvl>
+    <w:lvl w:ilvl="6" w:tplc="4009000F" w:tentative="1">
+      <w:start w:val="1"/>
+      <w:numFmt w:val="decimal"/>
+      <w:lvlText w:val="%7."/>
+      <w:lvlJc w:val="left"/>
+      <w:pPr>
+        <w:ind w:left="5040" w:hanging="360"/>
+      </w:pPr>
+    </w:lvl>
+    <w:lvl w:ilvl="7" w:tplc="40090019" w:tentative="1">
+      <w:start w:val="1"/>
+      <w:numFmt w:val="lowerLetter"/>
+      <w:lvlText w:val="%8."/>
+      <w:lvlJc w:val="left"/>
+      <w:pPr>
+        <w:ind w:left="5760" w:hanging="360"/>
+      </w:pPr>
+    </w:lvl>
+    <w:lvl w:ilvl="8" w:tplc="4009001B" w:tentative="1">
+      <w:start w:val="1"/>
+      <w:numFmt w:val="lowerRoman"/>
+      <w:lvlText w:val="%9."/>
+      <w:lvlJc w:val="right"/>
+      <w:pPr>
+        <w:ind w:left="6480" w:hanging="180"/>
+      </w:pPr>
+    </w:lvl>
+  </w:abstractNum>
+  <w:abstractNum w:abstractNumId="1" w15:restartNumberingAfterBreak="0">
+    <w:nsid w:val="1C121A8D"/>
+    <w:multiLevelType w:val="hybridMultilevel"/>
+    <w:tmpl w:val="57FCE7A6"/>
+    <w:lvl w:ilvl="0" w:tplc="4009000F">
+      <w:start w:val="1"/>
+      <w:numFmt w:val="decimal"/>
+      <w:lvlText w:val="%1."/>
+      <w:lvlJc w:val="left"/>
+      <w:pPr>
+        <w:ind w:left="720" w:hanging="360"/>
+      </w:pPr>
+      <w:rPr>
+        <w:rFonts w:hint="default"/>
+      </w:rPr>
+    </w:lvl>
+    <w:lvl w:ilvl="1" w:tplc="40090019" w:tentative="1">
+      <w:start w:val="1"/>
+      <w:numFmt w:val="lowerLetter"/>
+      <w:lvlText w:val="%2."/>
+      <w:lvlJc w:val="left"/>
+      <w:pPr>
+        <w:ind w:left="1440" w:hanging="360"/>
+      </w:pPr>
+    </w:lvl>
+    <w:lvl w:ilvl="2" w:tplc="4009001B" w:tentative="1">
+      <w:start w:val="1"/>
+      <w:numFmt w:val="lowerRoman"/>
+      <w:lvlText w:val="%3."/>
+      <w:lvlJc w:val="right"/>
+      <w:pPr>
+        <w:ind w:left="2160" w:hanging="180"/>
+      </w:pPr>
+    </w:lvl>
+    <w:lvl w:ilvl="3" w:tplc="4009000F" w:tentative="1">
+      <w:start w:val="1"/>
+      <w:numFmt w:val="decimal"/>
+      <w:lvlText w:val="%4."/>
+      <w:lvlJc w:val="left"/>
+      <w:pPr>
+        <w:ind w:left="2880" w:hanging="360"/>
+      </w:pPr>
+    </w:lvl>
+    <w:lvl w:ilvl="4" w:tplc="40090019" w:tentative="1">
+      <w:start w:val="1"/>
+      <w:numFmt w:val="lowerLetter"/>
+      <w:lvlText w:val="%5."/>
+      <w:lvlJc w:val="left"/>
+      <w:pPr>
+        <w:ind w:left="3600" w:hanging="360"/>
+      </w:pPr>
+    </w:lvl>
+    <w:lvl w:ilvl="5" w:tplc="4009001B" w:tentative="1">
+      <w:start w:val="1"/>
+      <w:numFmt w:val="lowerRoman"/>
+      <w:lvlText w:val="%6."/>
+      <w:lvlJc w:val="right"/>
+      <w:pPr>
+        <w:ind w:left="4320" w:hanging="180"/>
+      </w:pPr>
+    </w:lvl>
+    <w:lvl w:ilvl="6" w:tplc="4009000F" w:tentative="1">
+      <w:start w:val="1"/>
+      <w:numFmt w:val="decimal"/>
+      <w:lvlText w:val="%7."/>
+      <w:lvlJc w:val="left"/>
+      <w:pPr>
+        <w:ind w:left="5040" w:hanging="360"/>
+      </w:pPr>
+    </w:lvl>
+    <w:lvl w:ilvl="7" w:tplc="40090019" w:tentative="1">
+      <w:start w:val="1"/>
+      <w:numFmt w:val="lowerLetter"/>
+      <w:lvlText w:val="%8."/>
+      <w:lvlJc w:val="left"/>
+      <w:pPr>
+        <w:ind w:left="5760" w:hanging="360"/>
+      </w:pPr>
+    </w:lvl>
+    <w:lvl w:ilvl="8" w:tplc="4009001B" w:tentative="1">
+      <w:start w:val="1"/>
+      <w:numFmt w:val="lowerRoman"/>
+      <w:lvlText w:val="%9."/>
+      <w:lvlJc w:val="right"/>
+      <w:pPr>
+        <w:ind w:left="6480" w:hanging="180"/>
+      </w:pPr>
+    </w:lvl>
+  </w:abstractNum>
+  <w:abstractNum w:abstractNumId="2" w15:restartNumberingAfterBreak="0">
+    <w:nsid w:val="2CCD6E77"/>
+    <w:multiLevelType w:val="hybridMultilevel"/>
+    <w:tmpl w:val="79E2359C"/>
+    <w:lvl w:ilvl="0" w:tplc="4009000F">
+      <w:start w:val="1"/>
+      <w:numFmt w:val="decimal"/>
+      <w:lvlText w:val="%1."/>
+      <w:lvlJc w:val="left"/>
+      <w:pPr>
+        <w:ind w:left="720" w:hanging="360"/>
+      </w:pPr>
+      <w:rPr>
+        <w:rFonts w:hint="default"/>
+      </w:rPr>
+    </w:lvl>
+    <w:lvl w:ilvl="1" w:tplc="40090019" w:tentative="1">
+      <w:start w:val="1"/>
+      <w:numFmt w:val="lowerLetter"/>
+      <w:lvlText w:val="%2."/>
+      <w:lvlJc w:val="left"/>
+      <w:pPr>
+        <w:ind w:left="1440" w:hanging="360"/>
+      </w:pPr>
+    </w:lvl>
+    <w:lvl w:ilvl="2" w:tplc="4009001B" w:tentative="1">
+      <w:start w:val="1"/>
+      <w:numFmt w:val="lowerRoman"/>
+      <w:lvlText w:val="%3."/>
+      <w:lvlJc w:val="right"/>
+      <w:pPr>
+        <w:ind w:left="2160" w:hanging="180"/>
+      </w:pPr>
+    </w:lvl>
+    <w:lvl w:ilvl="3" w:tplc="4009000F" w:tentative="1">
+      <w:start w:val="1"/>
+      <w:numFmt w:val="decimal"/>
+      <w:lvlText w:val="%4."/>
+      <w:lvlJc w:val="left"/>
+      <w:pPr>
+        <w:ind w:left="2880" w:hanging="360"/>
+      </w:pPr>
+    </w:lvl>
+    <w:lvl w:ilvl="4" w:tplc="40090019" w:tentative="1">
+      <w:start w:val="1"/>
+      <w:numFmt w:val="lowerLetter"/>
+      <w:lvlText w:val="%5."/>
+      <w:lvlJc w:val="left"/>
+      <w:pPr>
+        <w:ind w:left="3600" w:hanging="360"/>
+      </w:pPr>
+    </w:lvl>
+    <w:lvl w:ilvl="5" w:tplc="4009001B" w:tentative="1">
+      <w:start w:val="1"/>
+      <w:numFmt w:val="lowerRoman"/>
+      <w:lvlText w:val="%6."/>
+      <w:lvlJc w:val="right"/>
+      <w:pPr>
+        <w:ind w:left="4320" w:hanging="180"/>
+      </w:pPr>
+    </w:lvl>
+    <w:lvl w:ilvl="6" w:tplc="4009000F" w:tentative="1">
+      <w:start w:val="1"/>
+      <w:numFmt w:val="decimal"/>
+      <w:lvlText w:val="%7."/>
+      <w:lvlJc w:val="left"/>
+      <w:pPr>
+        <w:ind w:left="5040" w:hanging="360"/>
+      </w:pPr>
+    </w:lvl>
+    <w:lvl w:ilvl="7" w:tplc="40090019" w:tentative="1">
+      <w:start w:val="1"/>
+      <w:numFmt w:val="lowerLetter"/>
+      <w:lvlText w:val="%8."/>
+      <w:lvlJc w:val="left"/>
+      <w:pPr>
+        <w:ind w:left="5760" w:hanging="360"/>
+      </w:pPr>
+    </w:lvl>
+    <w:lvl w:ilvl="8" w:tplc="4009001B" w:tentative="1">
+      <w:start w:val="1"/>
+      <w:numFmt w:val="lowerRoman"/>
+      <w:lvlText w:val="%9."/>
+      <w:lvlJc w:val="right"/>
+      <w:pPr>
+        <w:ind w:left="6480" w:hanging="180"/>
+      </w:pPr>
+    </w:lvl>
+  </w:abstractNum>
+  <w:abstractNum w:abstractNumId="3" w15:restartNumberingAfterBreak="0">
+    <w:nsid w:val="30FB47C6"/>
+    <w:multiLevelType w:val="hybridMultilevel"/>
+    <w:tmpl w:val="70A4A71E"/>
+    <w:lvl w:ilvl="0" w:tplc="201055FE">
+      <w:start w:val="1"/>
+      <w:numFmt w:val="lowerLetter"/>
+      <w:lvlText w:val="%1."/>
+      <w:lvlJc w:val="left"/>
+      <w:pPr>
+        <w:ind w:left="1080" w:hanging="360"/>
+      </w:pPr>
+      <w:rPr>
+        <w:rFonts w:hint="default"/>
+      </w:rPr>
+    </w:lvl>
+    <w:lvl w:ilvl="1" w:tplc="40090019" w:tentative="1">
+      <w:start w:val="1"/>
+      <w:numFmt w:val="lowerLetter"/>
+      <w:lvlText w:val="%2."/>
+      <w:lvlJc w:val="left"/>
+      <w:pPr>
+        <w:ind w:left="1800" w:hanging="360"/>
+      </w:pPr>
+    </w:lvl>
+    <w:lvl w:ilvl="2" w:tplc="4009001B" w:tentative="1">
+      <w:start w:val="1"/>
+      <w:numFmt w:val="lowerRoman"/>
+      <w:lvlText w:val="%3."/>
+      <w:lvlJc w:val="right"/>
+      <w:pPr>
+        <w:ind w:left="2520" w:hanging="180"/>
+      </w:pPr>
+    </w:lvl>
+    <w:lvl w:ilvl="3" w:tplc="4009000F" w:tentative="1">
+      <w:start w:val="1"/>
+      <w:numFmt w:val="decimal"/>
+      <w:lvlText w:val="%4."/>
+      <w:lvlJc w:val="left"/>
+      <w:pPr>
+        <w:ind w:left="3240" w:hanging="360"/>
+      </w:pPr>
+    </w:lvl>
+    <w:lvl w:ilvl="4" w:tplc="40090019" w:tentative="1">
+      <w:start w:val="1"/>
+      <w:numFmt w:val="lowerLetter"/>
+      <w:lvlText w:val="%5."/>
+      <w:lvlJc w:val="left"/>
+      <w:pPr>
+        <w:ind w:left="3960" w:hanging="360"/>
+      </w:pPr>
+    </w:lvl>
+    <w:lvl w:ilvl="5" w:tplc="4009001B" w:tentative="1">
+      <w:start w:val="1"/>
+      <w:numFmt w:val="lowerRoman"/>
+      <w:lvlText w:val="%6."/>
+      <w:lvlJc w:val="right"/>
+      <w:pPr>
+        <w:ind w:left="4680" w:hanging="180"/>
+      </w:pPr>
+    </w:lvl>
+    <w:lvl w:ilvl="6" w:tplc="4009000F" w:tentative="1">
+      <w:start w:val="1"/>
+      <w:numFmt w:val="decimal"/>
+      <w:lvlText w:val="%7."/>
+      <w:lvlJc w:val="left"/>
+      <w:pPr>
+        <w:ind w:left="5400" w:hanging="360"/>
+      </w:pPr>
+    </w:lvl>
+    <w:lvl w:ilvl="7" w:tplc="40090019" w:tentative="1">
+      <w:start w:val="1"/>
+      <w:numFmt w:val="lowerLetter"/>
+      <w:lvlText w:val="%8."/>
+      <w:lvlJc w:val="left"/>
+      <w:pPr>
+        <w:ind w:left="6120" w:hanging="360"/>
+      </w:pPr>
+    </w:lvl>
+    <w:lvl w:ilvl="8" w:tplc="4009001B" w:tentative="1">
+      <w:start w:val="1"/>
+      <w:numFmt w:val="lowerRoman"/>
+      <w:lvlText w:val="%9."/>
+      <w:lvlJc w:val="right"/>
+      <w:pPr>
+        <w:ind w:left="6840" w:hanging="180"/>
+      </w:pPr>
+    </w:lvl>
+  </w:abstractNum>
+  <w:abstractNum w:abstractNumId="4" w15:restartNumberingAfterBreak="0">
+    <w:nsid w:val="5268397C"/>
+    <w:multiLevelType w:val="hybridMultilevel"/>
+    <w:tmpl w:val="88E8BBAC"/>
+    <w:lvl w:ilvl="0" w:tplc="4009000F">
+      <w:start w:val="1"/>
+      <w:numFmt w:val="decimal"/>
+      <w:lvlText w:val="%1."/>
+      <w:lvlJc w:val="left"/>
+      <w:pPr>
+        <w:ind w:left="720" w:hanging="360"/>
+      </w:pPr>
+      <w:rPr>
+        <w:rFonts w:hint="default"/>
+      </w:rPr>
+    </w:lvl>
+    <w:lvl w:ilvl="1" w:tplc="40090019" w:tentative="1">
+      <w:start w:val="1"/>
+      <w:numFmt w:val="lowerLetter"/>
+      <w:lvlText w:val="%2."/>
+      <w:lvlJc w:val="left"/>
+      <w:pPr>
+        <w:ind w:left="1440" w:hanging="360"/>
+      </w:pPr>
+    </w:lvl>
+    <w:lvl w:ilvl="2" w:tplc="4009001B" w:tentative="1">
+      <w:start w:val="1"/>
+      <w:numFmt w:val="lowerRoman"/>
+      <w:lvlText w:val="%3."/>
+      <w:lvlJc w:val="right"/>
+      <w:pPr>
+        <w:ind w:left="2160" w:hanging="180"/>
+      </w:pPr>
+    </w:lvl>
+    <w:lvl w:ilvl="3" w:tplc="4009000F" w:tentative="1">
+      <w:start w:val="1"/>
+      <w:numFmt w:val="decimal"/>
+      <w:lvlText w:val="%4."/>
+      <w:lvlJc w:val="left"/>
+      <w:pPr>
+        <w:ind w:left="2880" w:hanging="360"/>
+      </w:pPr>
+    </w:lvl>
+    <w:lvl w:ilvl="4" w:tplc="40090019" w:tentative="1">
+      <w:start w:val="1"/>
+      <w:numFmt w:val="lowerLetter"/>
+      <w:lvlText w:val="%5."/>
+      <w:lvlJc w:val="left"/>
+      <w:pPr>
+        <w:ind w:left="3600" w:hanging="360"/>
+      </w:pPr>
+    </w:lvl>
+    <w:lvl w:ilvl="5" w:tplc="4009001B" w:tentative="1">
+      <w:start w:val="1"/>
+      <w:numFmt w:val="lowerRoman"/>
+      <w:lvlText w:val="%6."/>
+      <w:lvlJc w:val="right"/>
+      <w:pPr>
+        <w:ind w:left="4320" w:hanging="180"/>
+      </w:pPr>
+    </w:lvl>
+    <w:lvl w:ilvl="6" w:tplc="4009000F" w:tentative="1">
+      <w:start w:val="1"/>
+      <w:numFmt w:val="decimal"/>
+      <w:lvlText w:val="%7."/>
+      <w:lvlJc w:val="left"/>
+      <w:pPr>
+        <w:ind w:left="5040" w:hanging="360"/>
+      </w:pPr>
+    </w:lvl>
+    <w:lvl w:ilvl="7" w:tplc="40090019" w:tentative="1">
+      <w:start w:val="1"/>
+      <w:numFmt w:val="lowerLetter"/>
+      <w:lvlText w:val="%8."/>
+      <w:lvlJc w:val="left"/>
+      <w:pPr>
+        <w:ind w:left="5760" w:hanging="360"/>
+      </w:pPr>
+    </w:lvl>
+    <w:lvl w:ilvl="8" w:tplc="4009001B" w:tentative="1">
+      <w:start w:val="1"/>
+      <w:numFmt w:val="lowerRoman"/>
+      <w:lvlText w:val="%9."/>
+      <w:lvlJc w:val="right"/>
+      <w:pPr>
+        <w:ind w:left="6480" w:hanging="180"/>
+      </w:pPr>
+    </w:lvl>
+  </w:abstractNum>
+  <w:abstractNum w:abstractNumId="5" w15:restartNumberingAfterBreak="0">
+    <w:nsid w:val="7F9F4C8F"/>
+    <w:multiLevelType w:val="hybridMultilevel"/>
+    <w:tmpl w:val="E72ABAAA"/>
+    <w:lvl w:ilvl="0" w:tplc="4009000F">
+      <w:start w:val="1"/>
+      <w:numFmt w:val="decimal"/>
+      <w:lvlText w:val="%1."/>
+      <w:lvlJc w:val="left"/>
+      <w:pPr>
+        <w:ind w:left="720" w:hanging="360"/>
+      </w:pPr>
+      <w:rPr>
+        <w:rFonts w:hint="default"/>
+      </w:rPr>
+    </w:lvl>
+    <w:lvl w:ilvl="1" w:tplc="40090019" w:tentative="1">
+      <w:start w:val="1"/>
+      <w:numFmt w:val="lowerLetter"/>
+      <w:lvlText w:val="%2."/>
+      <w:lvlJc w:val="left"/>
+      <w:pPr>
+        <w:ind w:left="1440" w:hanging="360"/>
+      </w:pPr>
+    </w:lvl>
+    <w:lvl w:ilvl="2" w:tplc="4009001B" w:tentative="1">
+      <w:start w:val="1"/>
+      <w:numFmt w:val="lowerRoman"/>
+      <w:lvlText w:val="%3."/>
+      <w:lvlJc w:val="right"/>
+      <w:pPr>
+        <w:ind w:left="2160" w:hanging="180"/>
+      </w:pPr>
+    </w:lvl>
+    <w:lvl w:ilvl="3" w:tplc="4009000F" w:tentative="1">
+      <w:start w:val="1"/>
+      <w:numFmt w:val="decimal"/>
+      <w:lvlText w:val="%4."/>
+      <w:lvlJc w:val="left"/>
+      <w:pPr>
+        <w:ind w:left="2880" w:hanging="360"/>
+      </w:pPr>
+    </w:lvl>
+    <w:lvl w:ilvl="4" w:tplc="40090019" w:tentative="1">
+      <w:start w:val="1"/>
+      <w:numFmt w:val="lowerLetter"/>
+      <w:lvlText w:val="%5."/>
+      <w:lvlJc w:val="left"/>
+      <w:pPr>
+        <w:ind w:left="3600" w:hanging="360"/>
+      </w:pPr>
+    </w:lvl>
+    <w:lvl w:ilvl="5" w:tplc="4009001B" w:tentative="1">
+      <w:start w:val="1"/>
+      <w:numFmt w:val="lowerRoman"/>
+      <w:lvlText w:val="%6."/>
+      <w:lvlJc w:val="right"/>
+      <w:pPr>
+        <w:ind w:left="4320" w:hanging="180"/>
+      </w:pPr>
+    </w:lvl>
+    <w:lvl w:ilvl="6" w:tplc="4009000F" w:tentative="1">
+      <w:start w:val="1"/>
+      <w:numFmt w:val="decimal"/>
+      <w:lvlText w:val="%7."/>
+      <w:lvlJc w:val="left"/>
+      <w:pPr>
+        <w:ind w:left="5040" w:hanging="360"/>
+      </w:pPr>
+    </w:lvl>
+    <w:lvl w:ilvl="7" w:tplc="40090019" w:tentative="1">
+      <w:start w:val="1"/>
+      <w:numFmt w:val="lowerLetter"/>
+      <w:lvlText w:val="%8."/>
+      <w:lvlJc w:val="left"/>
+      <w:pPr>
+        <w:ind w:left="5760" w:hanging="360"/>
+      </w:pPr>
+    </w:lvl>
+    <w:lvl w:ilvl="8" w:tplc="4009001B" w:tentative="1">
+      <w:start w:val="1"/>
+      <w:numFmt w:val="lowerRoman"/>
+      <w:lvlText w:val="%9."/>
+      <w:lvlJc w:val="right"/>
+      <w:pPr>
+        <w:ind w:left="6480" w:hanging="180"/>
+      </w:pPr>
+    </w:lvl>
+  </w:abstractNum>
+  <w:num w:numId="1">
+    <w:abstractNumId w:val="1"/>
+  </w:num>
+  <w:num w:numId="2">
+    <w:abstractNumId w:val="3"/>
+  </w:num>
+  <w:num w:numId="3">
+    <w:abstractNumId w:val="2"/>
+  </w:num>
+  <w:num w:numId="4">
+    <w:abstractNumId w:val="5"/>
+  </w:num>
+  <w:num w:numId="5">
+    <w:abstractNumId w:val="4"/>
+  </w:num>
+  <w:num w:numId="6">
+    <w:abstractNumId w:val="0"/>
+  </w:num>
+</w:numbering>
 </file>
 
 <file path=word/styles.xml><?xml version="1.0" encoding="utf-8"?>
@@ -454,6 +2531,27 @@
     <w:name w:val="Normal"/>
     <w:qFormat/>
   </w:style>
+  <w:style w:type="paragraph" w:styleId="Heading1">
+    <w:name w:val="heading 1"/>
+    <w:basedOn w:val="Normal"/>
+    <w:link w:val="Heading1Char"/>
+    <w:uiPriority w:val="9"/>
+    <w:qFormat/>
+    <w:rsid w:val="00B17553"/>
+    <w:pPr>
+      <w:spacing w:before="100" w:beforeAutospacing="1" w:after="100" w:afterAutospacing="1" w:line="240" w:lineRule="auto"/>
+      <w:outlineLvl w:val="0"/>
+    </w:pPr>
+    <w:rPr>
+      <w:rFonts w:ascii="Times New Roman" w:eastAsia="Times New Roman" w:hAnsi="Times New Roman" w:cs="Times New Roman"/>
+      <w:b/>
+      <w:bCs/>
+      <w:kern w:val="36"/>
+      <w:sz w:val="48"/>
+      <w:szCs w:val="48"/>
+      <w:lang w:eastAsia="en-IN"/>
+    </w:rPr>
+  </w:style>
   <w:style w:type="character" w:default="1" w:styleId="DefaultParagraphFont">
     <w:name w:val="Default Paragraph Font"/>
     <w:uiPriority w:val="1"/>
@@ -480,6 +2578,73 @@
     <w:uiPriority w:val="99"/>
     <w:semiHidden/>
     <w:unhideWhenUsed/>
+  </w:style>
+  <w:style w:type="character" w:customStyle="1" w:styleId="Heading1Char">
+    <w:name w:val="Heading 1 Char"/>
+    <w:basedOn w:val="DefaultParagraphFont"/>
+    <w:link w:val="Heading1"/>
+    <w:uiPriority w:val="9"/>
+    <w:rsid w:val="00B17553"/>
+    <w:rPr>
+      <w:rFonts w:ascii="Times New Roman" w:eastAsia="Times New Roman" w:hAnsi="Times New Roman" w:cs="Times New Roman"/>
+      <w:b/>
+      <w:bCs/>
+      <w:kern w:val="36"/>
+      <w:sz w:val="48"/>
+      <w:szCs w:val="48"/>
+      <w:lang w:eastAsia="en-IN"/>
+    </w:rPr>
+  </w:style>
+  <w:style w:type="paragraph" w:styleId="NormalWeb">
+    <w:name w:val="Normal (Web)"/>
+    <w:basedOn w:val="Normal"/>
+    <w:uiPriority w:val="99"/>
+    <w:semiHidden/>
+    <w:unhideWhenUsed/>
+    <w:rsid w:val="00B17553"/>
+    <w:pPr>
+      <w:spacing w:before="100" w:beforeAutospacing="1" w:after="100" w:afterAutospacing="1" w:line="240" w:lineRule="auto"/>
+    </w:pPr>
+    <w:rPr>
+      <w:rFonts w:ascii="Times New Roman" w:eastAsia="Times New Roman" w:hAnsi="Times New Roman" w:cs="Times New Roman"/>
+      <w:sz w:val="24"/>
+      <w:szCs w:val="24"/>
+      <w:lang w:eastAsia="en-IN"/>
+    </w:rPr>
+  </w:style>
+  <w:style w:type="character" w:styleId="Hyperlink">
+    <w:name w:val="Hyperlink"/>
+    <w:basedOn w:val="DefaultParagraphFont"/>
+    <w:uiPriority w:val="99"/>
+    <w:unhideWhenUsed/>
+    <w:rsid w:val="00B17553"/>
+    <w:rPr>
+      <w:color w:val="0563C1" w:themeColor="hyperlink"/>
+      <w:u w:val="single"/>
+    </w:rPr>
+  </w:style>
+  <w:style w:type="character" w:styleId="UnresolvedMention">
+    <w:name w:val="Unresolved Mention"/>
+    <w:basedOn w:val="DefaultParagraphFont"/>
+    <w:uiPriority w:val="99"/>
+    <w:semiHidden/>
+    <w:unhideWhenUsed/>
+    <w:rsid w:val="00B17553"/>
+    <w:rPr>
+      <w:color w:val="605E5C"/>
+      <w:shd w:val="clear" w:color="auto" w:fill="E1DFDD"/>
+    </w:rPr>
+  </w:style>
+  <w:style w:type="paragraph" w:styleId="ListParagraph">
+    <w:name w:val="List Paragraph"/>
+    <w:basedOn w:val="Normal"/>
+    <w:uiPriority w:val="34"/>
+    <w:qFormat/>
+    <w:rsid w:val="004B33F2"/>
+    <w:pPr>
+      <w:ind w:left="720"/>
+      <w:contextualSpacing/>
+    </w:pPr>
   </w:style>
 </w:styles>
 </file>
